--- a/docs/Relatorio_Final_Extensao_DoaMais_DiegoCorreaDias.docx
+++ b/docs/Relatorio_Final_Extensao_DoaMais_DiegoCorreaDias.docx
@@ -4524,7 +4524,7 @@
           <w:sz w:val="22"/>
           <w:szCs w:val="22"/>
         </w:rPr>
-        <w:t xml:space="preserve">[inserir o endereço do repositório depois de publicá-lo]</w:t>
+        <w:t xml:space="preserve">https://github.com/diegoddias/doamais — código aberto sob licença MIT, com a documentação técnica completa no README.</w:t>
       </w:r>
     </w:p>
     <w:p>

--- a/docs/Relatorio_Final_Extensao_DoaMais_DiegoCorreaDias.docx
+++ b/docs/Relatorio_Final_Extensao_DoaMais_DiegoCorreaDias.docx
@@ -627,7 +627,7 @@
           <w:sz w:val="22"/>
           <w:szCs w:val="22"/>
         </w:rPr>
-        <w:t xml:space="preserve">Desenvolvimento remoto, em Alvorada/RS. O produto é uma aplicação web, preparada para publicação em domínio próprio (diegodias.dev) e executável em qualquer servidor por meio de contêineres.</w:t>
+        <w:t xml:space="preserve">Desenvolvimento remoto, em Alvorada/RS. O produto é uma aplicação web, publicada e em operação em domínio próprio (https://doamais.diegodias.dev), executável em qualquer servidor por meio de contêineres.</w:t>
       </w:r>
     </w:p>
     <w:tbl>
@@ -1818,6 +1818,58 @@
                 <w:szCs w:val="20"/>
               </w:rPr>
               <w:t xml:space="preserve">1 (docker compose up)</w:t>
+            </w:r>
+          </w:p>
+        </w:tc>
+      </w:tr>
+      <w:tr>
+        <w:tc>
+          <w:tcPr>
+            <w:tcW w:type="dxa" w:w="5600"/>
+            <w:shd w:fill="FFFFFF" w:val="clear"/>
+            <w:tcMar>
+              <w:top w:type="dxa" w:w="80"/>
+              <w:left w:type="dxa" w:w="110"/>
+              <w:bottom w:type="dxa" w:w="80"/>
+              <w:right w:type="dxa" w:w="110"/>
+            </w:tcMar>
+          </w:tcPr>
+          <w:p>
+            <w:pPr>
+              <w:spacing w:after="0" w:line="240"/>
+            </w:pPr>
+            <w:r>
+              <w:rPr>
+                <w:rFonts w:ascii="Calibri" w:cs="Calibri" w:eastAsia="Calibri" w:hAnsi="Calibri"/>
+                <w:sz w:val="20"/>
+                <w:szCs w:val="20"/>
+              </w:rPr>
+              <w:t xml:space="preserve">Sistema publicado e acessível na internet</w:t>
+            </w:r>
+          </w:p>
+        </w:tc>
+        <w:tc>
+          <w:tcPr>
+            <w:tcW w:type="dxa" w:w="3760"/>
+            <w:shd w:fill="FFFFFF" w:val="clear"/>
+            <w:tcMar>
+              <w:top w:type="dxa" w:w="80"/>
+              <w:left w:type="dxa" w:w="110"/>
+              <w:bottom w:type="dxa" w:w="80"/>
+              <w:right w:type="dxa" w:w="110"/>
+            </w:tcMar>
+          </w:tcPr>
+          <w:p>
+            <w:pPr>
+              <w:spacing w:after="0" w:line="240"/>
+            </w:pPr>
+            <w:r>
+              <w:rPr>
+                <w:rFonts w:ascii="Calibri" w:cs="Calibri" w:eastAsia="Calibri" w:hAnsi="Calibri"/>
+                <w:sz w:val="20"/>
+                <w:szCs w:val="20"/>
+              </w:rPr>
+              <w:t xml:space="preserve">sim — https://doamais.diegodias.dev, com HTTPS</w:t>
             </w:r>
           </w:p>
         </w:tc>
@@ -4404,15 +4456,15 @@
           <w:sz w:val="22"/>
           <w:szCs w:val="22"/>
         </w:rPr>
-        <w:t xml:space="preserve">Endereço do sistema: </w:t>
-      </w:r>
-      <w:r>
-        <w:rPr>
-          <w:rFonts w:ascii="Calibri" w:cs="Calibri" w:eastAsia="Calibri" w:hAnsi="Calibri"/>
-          <w:sz w:val="22"/>
-          <w:szCs w:val="22"/>
-        </w:rPr>
-        <w:t xml:space="preserve">https://doamais.diegodias.dev — confirmar e anexar o print da página no ar depois de publicar no domínio (ver README, seção "Publicar com domínio e HTTPS").</w:t>
+        <w:t xml:space="preserve">Sistema em produção: </w:t>
+      </w:r>
+      <w:r>
+        <w:rPr>
+          <w:rFonts w:ascii="Calibri" w:cs="Calibri" w:eastAsia="Calibri" w:hAnsi="Calibri"/>
+          <w:sz w:val="22"/>
+          <w:szCs w:val="22"/>
+        </w:rPr>
+        <w:t xml:space="preserve">https://doamais.diegodias.dev — publicado em servidor próprio, com certificado TLS válido emitido automaticamente e acesso verificado em computador e em celular.</w:t>
       </w:r>
     </w:p>
     <w:p>
@@ -4440,7 +4492,7 @@
           <w:sz w:val="22"/>
           <w:szCs w:val="22"/>
         </w:rPr>
-        <w:t xml:space="preserve">/doar — no mesmo endereço acima.</w:t>
+        <w:t xml:space="preserve">https://doamais.diegodias.dev/doar</w:t>
       </w:r>
     </w:p>
     <w:p>
@@ -4468,7 +4520,7 @@
           <w:sz w:val="22"/>
           <w:szCs w:val="22"/>
         </w:rPr>
-        <w:t xml:space="preserve">/transparencia — no mesmo endereço acima.</w:t>
+        <w:t xml:space="preserve">https://doamais.diegodias.dev/transparencia</w:t>
       </w:r>
     </w:p>
     <w:p>
@@ -4496,7 +4548,7 @@
           <w:sz w:val="22"/>
           <w:szCs w:val="22"/>
         </w:rPr>
-        <w:t xml:space="preserve">/api/docs — no mesmo endereço acima.</w:t>
+        <w:t xml:space="preserve">https://doamais.diegodias.dev/api/docs</w:t>
       </w:r>
     </w:p>
     <w:p>
